--- a/episodes/The_Dark_Rise_Episode_20.docx
+++ b/episodes/The_Dark_Rise_Episode_20.docx
@@ -245,7 +245,7 @@
           <w:sz w:val="24"/>
           <w:szCs w:val="24"/>
         </w:rPr>
-        <w:t xml:space="preserve">Beneath the ak-pu roots, the vessel had been shaping sound into something closer and closer to language for days, small deliberate syllables strung together and pulled apart again, practice without an audience beyond the patient presence that had taught him almost everything else he knew.</w:t>
+        <w:t xml:space="preserve">Beneath the iroko roots, the vessel had been shaping sound into something closer and closer to language for days, small deliberate syllables strung together and pulled apart again, practice without an audience beyond the patient presence that had taught him almost everything else he knew.</w:t>
       </w:r>
     </w:p>
     <w:p>
@@ -592,7 +592,7 @@
           <w:sz w:val="24"/>
           <w:szCs w:val="24"/>
         </w:rPr>
-        <w:t xml:space="preserve">In Idoro, no one yet knew that word of their unraveling had traveled even as far as the river bend. In Oso, no one yet knew that a word far smaller than that one, a single syllable meant for a mother who had never once held the child who spoke it, had just changed the shape of what the entity believed it was building beneath the ak-pu roots. Both words were already moving, quietly, toward futures neither speaker could yet imagine, one carried on the current of an ordinary river, the other carried on nothing more than a child's first unguarded reach toward a woman he had never met, and would not meet, for a long while yet.</w:t>
+        <w:t xml:space="preserve">In Idoro, no one yet knew that word of their unraveling had traveled even as far as the river bend. In Oso, no one yet knew that a word far smaller than that one, a single syllable meant for a mother who had never once held the child who spoke it, had just changed the shape of what the entity believed it was building beneath the iroko roots. Both words were already moving, quietly, toward futures neither speaker could yet imagine, one carried on the current of an ordinary river, the other carried on nothing more than a child's first unguarded reach toward a woman he had never met, and would not meet, for a long while yet.</w:t>
       </w:r>
     </w:p>
     <w:p>

--- a/episodes/The_Dark_Rise_Episode_20.docx
+++ b/episodes/The_Dark_Rise_Episode_20.docx
@@ -168,20 +168,7 @@
     </w:p>
     <w:p>
       <w:pPr>
-        <w:spacing w:after="0" w:line="360"/>
-      </w:pPr>
-      <w:r>
-        <w:rPr>
-          <w:rFonts w:ascii="Georgia" w:hAnsi="Georgia" w:cs="Georgia"/>
-          <w:sz w:val="24"/>
-          <w:szCs w:val="24"/>
-        </w:rPr>
-        <w:t xml:space="preserve"/>
-      </w:r>
-    </w:p>
-    <w:p>
-      <w:pPr>
-        <w:spacing w:after="60" w:line="360"/>
+        <w:spacing w:after="60" w:line="360" w:before="480"/>
         <w:ind w:firstLine="360"/>
       </w:pPr>
       <w:r>
@@ -223,20 +210,7 @@
     </w:p>
     <w:p>
       <w:pPr>
-        <w:spacing w:after="0" w:line="360"/>
-      </w:pPr>
-      <w:r>
-        <w:rPr>
-          <w:rFonts w:ascii="Georgia" w:hAnsi="Georgia" w:cs="Georgia"/>
-          <w:sz w:val="24"/>
-          <w:szCs w:val="24"/>
-        </w:rPr>
-        <w:t xml:space="preserve"/>
-      </w:r>
-    </w:p>
-    <w:p>
-      <w:pPr>
-        <w:spacing w:after="60" w:line="360"/>
+        <w:spacing w:after="60" w:line="360" w:before="480"/>
         <w:ind w:firstLine="360"/>
       </w:pPr>
       <w:r>
@@ -278,20 +252,7 @@
     </w:p>
     <w:p>
       <w:pPr>
-        <w:spacing w:after="0" w:line="360"/>
-      </w:pPr>
-      <w:r>
-        <w:rPr>
-          <w:rFonts w:ascii="Georgia" w:hAnsi="Georgia" w:cs="Georgia"/>
-          <w:sz w:val="24"/>
-          <w:szCs w:val="24"/>
-        </w:rPr>
-        <w:t xml:space="preserve"/>
-      </w:r>
-    </w:p>
-    <w:p>
-      <w:pPr>
-        <w:spacing w:after="60" w:line="360"/>
+        <w:spacing w:after="60" w:line="360" w:before="480"/>
         <w:ind w:firstLine="360"/>
       </w:pPr>
       <w:r>
@@ -319,20 +280,7 @@
     </w:p>
     <w:p>
       <w:pPr>
-        <w:spacing w:after="0" w:line="360"/>
-      </w:pPr>
-      <w:r>
-        <w:rPr>
-          <w:rFonts w:ascii="Georgia" w:hAnsi="Georgia" w:cs="Georgia"/>
-          <w:sz w:val="24"/>
-          <w:szCs w:val="24"/>
-        </w:rPr>
-        <w:t xml:space="preserve"/>
-      </w:r>
-    </w:p>
-    <w:p>
-      <w:pPr>
-        <w:spacing w:after="60" w:line="360"/>
+        <w:spacing w:after="60" w:line="360" w:before="480"/>
         <w:ind w:firstLine="360"/>
       </w:pPr>
       <w:r>
@@ -402,15 +350,16 @@
     </w:p>
     <w:p>
       <w:pPr>
-        <w:spacing w:after="0" w:line="360"/>
-      </w:pPr>
-      <w:r>
-        <w:rPr>
-          <w:rFonts w:ascii="Georgia" w:hAnsi="Georgia" w:cs="Georgia"/>
-          <w:sz w:val="24"/>
-          <w:szCs w:val="24"/>
-        </w:rPr>
-        <w:t xml:space="preserve"/>
+        <w:spacing w:after="60" w:line="360" w:before="480"/>
+        <w:ind w:firstLine="360"/>
+      </w:pPr>
+      <w:r>
+        <w:rPr>
+          <w:rFonts w:ascii="Georgia" w:hAnsi="Georgia" w:cs="Georgia"/>
+          <w:sz w:val="24"/>
+          <w:szCs w:val="24"/>
+        </w:rPr>
+        <w:t xml:space="preserve">In its old ledger, the cold voice entered the night's one new fact.</w:t>
       </w:r>
     </w:p>
     <w:p>
@@ -426,25 +375,12 @@
           <w:bCs/>
           <w:caps/>
         </w:rPr>
-        <w:t xml:space="preserve">VESSEL: FIRST TRUE WORD FORMED, UNPROMPTED, MATERNAL REFERENT. ENTITY RESPONSE: NO CORRECTION APPLIED.</w:t>
-      </w:r>
-    </w:p>
-    <w:p>
-      <w:pPr>
-        <w:spacing w:after="0" w:line="360"/>
-      </w:pPr>
-      <w:r>
-        <w:rPr>
-          <w:rFonts w:ascii="Georgia" w:hAnsi="Georgia" w:cs="Georgia"/>
-          <w:sz w:val="24"/>
-          <w:szCs w:val="24"/>
-        </w:rPr>
-        <w:t xml:space="preserve"/>
-      </w:r>
-    </w:p>
-    <w:p>
-      <w:pPr>
-        <w:spacing w:after="60" w:line="360"/>
+        <w:t xml:space="preserve">Vessel: first true word formed, unprompted, maternal referent. Entity response: no correction applied.</w:t>
+      </w:r>
+    </w:p>
+    <w:p>
+      <w:pPr>
+        <w:spacing w:after="60" w:line="360" w:before="480"/>
         <w:ind w:firstLine="360"/>
       </w:pPr>
       <w:r>
@@ -542,20 +478,7 @@
     </w:p>
     <w:p>
       <w:pPr>
-        <w:spacing w:after="0" w:line="360"/>
-      </w:pPr>
-      <w:r>
-        <w:rPr>
-          <w:rFonts w:ascii="Georgia" w:hAnsi="Georgia" w:cs="Georgia"/>
-          <w:sz w:val="24"/>
-          <w:szCs w:val="24"/>
-        </w:rPr>
-        <w:t xml:space="preserve"/>
-      </w:r>
-    </w:p>
-    <w:p>
-      <w:pPr>
-        <w:spacing w:after="60" w:line="360"/>
+        <w:spacing w:after="60" w:line="360" w:before="480"/>
         <w:ind w:firstLine="360"/>
       </w:pPr>
       <w:r>
@@ -593,19 +516,6 @@
           <w:szCs w:val="24"/>
         </w:rPr>
         <w:t xml:space="preserve">In Idoro, no one yet knew that word of their unraveling had traveled even as far as the river bend. In Oso, no one yet knew that a word far smaller than that one, a single syllable meant for a mother who had never once held the child who spoke it, had just changed the shape of what the entity believed it was building beneath the iroko roots. Both words were already moving, quietly, toward futures neither speaker could yet imagine, one carried on the current of an ordinary river, the other carried on nothing more than a child's first unguarded reach toward a woman he had never met, and would not meet, for a long while yet.</w:t>
-      </w:r>
-    </w:p>
-    <w:p>
-      <w:pPr>
-        <w:spacing w:after="0" w:line="360"/>
-      </w:pPr>
-      <w:r>
-        <w:rPr>
-          <w:rFonts w:ascii="Georgia" w:hAnsi="Georgia" w:cs="Georgia"/>
-          <w:sz w:val="24"/>
-          <w:szCs w:val="24"/>
-        </w:rPr>
-        <w:t xml:space="preserve"/>
       </w:r>
     </w:p>
     <w:sectPr>
